--- a/templates/prikaz_formirovanie_po.docx
+++ b/templates/prikaz_formirovanie_po.docx
@@ -128,7 +128,6 @@
           <w:rFonts w:ascii="Times New Roman" w:hAnsi="Times New Roman" w:cs="Times New Roman"/>
           <w:sz w:val="24"/>
           <w:szCs w:val="24"/>
-          <w:highlight w:val="lightGray"/>
         </w:rPr>
       </w:pPr>
       <w:r>
@@ -193,7 +192,6 @@
           <w:rFonts w:ascii="Times New Roman" w:hAnsi="Times New Roman" w:cs="Times New Roman"/>
           <w:sz w:val="24"/>
           <w:szCs w:val="24"/>
-          <w:highlight w:val="lightGray"/>
         </w:rPr>
       </w:pPr>
       <w:r>
@@ -246,7 +244,6 @@
           <w:rFonts w:ascii="Times New Roman" w:hAnsi="Times New Roman" w:cs="Times New Roman"/>
           <w:sz w:val="24"/>
           <w:szCs w:val="24"/>
-          <w:highlight w:val="lightGray"/>
         </w:rPr>
       </w:pPr>
       <w:r>
@@ -301,7 +298,6 @@
           <w:iCs/>
           <w:sz w:val="24"/>
           <w:szCs w:val="24"/>
-          <w:highlight w:val="lightGray"/>
         </w:rPr>
       </w:pPr>
       <w:r>
@@ -366,7 +362,6 @@
           <w:rFonts w:ascii="Times New Roman" w:hAnsi="Times New Roman" w:cs="Times New Roman"/>
           <w:sz w:val="24"/>
           <w:szCs w:val="24"/>
-          <w:highlight w:val="lightGray"/>
         </w:rPr>
       </w:pPr>
       <w:r>
@@ -451,7 +446,6 @@
           <w:rFonts w:ascii="Times New Roman" w:hAnsi="Times New Roman" w:cs="Times New Roman"/>
           <w:sz w:val="24"/>
           <w:szCs w:val="24"/>
-          <w:highlight w:val="lightGray"/>
         </w:rPr>
       </w:pPr>
       <w:r>
@@ -515,7 +509,6 @@
                 <w:rFonts w:ascii="Times New Roman" w:hAnsi="Times New Roman" w:cs="Times New Roman"/>
                 <w:sz w:val="24"/>
                 <w:szCs w:val="24"/>
-                <w:highlight w:val="lightGray"/>
               </w:rPr>
             </w:pPr>
             <w:r>
@@ -541,7 +534,6 @@
                 <w:rFonts w:ascii="Times New Roman" w:hAnsi="Times New Roman" w:cs="Times New Roman"/>
                 <w:sz w:val="24"/>
                 <w:szCs w:val="24"/>
-                <w:highlight w:val="lightGray"/>
               </w:rPr>
             </w:pPr>
             <w:r>
@@ -687,7 +679,6 @@
           <w:rFonts w:ascii="Times New Roman" w:hAnsi="Times New Roman" w:cs="Times New Roman"/>
           <w:sz w:val="24"/>
           <w:szCs w:val="24"/>
-          <w:highlight w:val="lightGray"/>
         </w:rPr>
       </w:pPr>
       <w:r>
@@ -740,7 +731,6 @@
           <w:rFonts w:ascii="Times New Roman" w:hAnsi="Times New Roman" w:cs="Times New Roman"/>
           <w:sz w:val="24"/>
           <w:szCs w:val="24"/>
-          <w:highlight w:val="lightGray"/>
         </w:rPr>
       </w:pPr>
       <w:r>
@@ -775,7 +765,7 @@
     <w:p>
       <w:pPr>
         <w:spacing w:after="0" w:line="240" w:lineRule="auto"/>
-        <w:jc w:val="both"/>
+        <w:jc w:val="left"/>
         <w:rPr>
           <w:rFonts w:ascii="Times New Roman" w:hAnsi="Times New Roman" w:cs="Times New Roman"/>
           <w:sz w:val="24"/>
@@ -1178,7 +1168,6 @@
         <w:tc>
           <w:tcPr>
             <w:tcW w:w="817" w:type="dxa"/>
-            <w:shd w:val="clear" w:color="auto" w:fill="F2F2F2" w:themeFill="background1" w:themeFillShade="F2"/>
             <w:vAlign w:val="center"/>
           </w:tcPr>
           <w:p>
@@ -1212,7 +1201,6 @@
         <w:tc>
           <w:tcPr>
             <w:tcW w:w="4820" w:type="dxa"/>
-            <w:shd w:val="clear" w:color="auto" w:fill="F2F2F2" w:themeFill="background1" w:themeFillShade="F2"/>
             <w:vAlign w:val="center"/>
           </w:tcPr>
           <w:p>
@@ -1246,7 +1234,6 @@
         <w:tc>
           <w:tcPr>
             <w:tcW w:w="1984" w:type="dxa"/>
-            <w:shd w:val="clear" w:color="auto" w:fill="F2F2F2" w:themeFill="background1" w:themeFillShade="F2"/>
             <w:vAlign w:val="center"/>
           </w:tcPr>
           <w:p>
@@ -1280,7 +1267,6 @@
         <w:tc>
           <w:tcPr>
             <w:tcW w:w="1950" w:type="dxa"/>
-            <w:shd w:val="clear" w:color="auto" w:fill="F2F2F2" w:themeFill="background1" w:themeFillShade="F2"/>
             <w:vAlign w:val="center"/>
           </w:tcPr>
           <w:p>
